--- a/docs/03-nfr-and-scenarios.docx
+++ b/docs/03-nfr-and-scenarios.docx
@@ -711,7 +711,7 @@
           <w:sz w:val="28"/>
           <w:szCs w:val="28"/>
         </w:rPr>
-        <w:t>Интерфейс системы должен быть понятен клиенту без специального обучения и предварительной подготовки.</w:t>
+        <w:t>Клиент, впервые открывший систему, должен оформлять запись без посторонней помощи не более чем за 3 минуты</w:t>
       </w:r>
     </w:p>
     <w:p>
@@ -1828,21 +1828,7 @@
           <w:sz w:val="28"/>
           <w:szCs w:val="28"/>
         </w:rPr>
-        <w:t xml:space="preserve"> если клиент пытается отменить запись, до начала которой осталось </w:t>
-      </w:r>
-      <w:r>
-        <w:rPr>
-          <w:sz w:val="28"/>
-          <w:szCs w:val="28"/>
-        </w:rPr>
-        <w:t>менее 2 часов</w:t>
-      </w:r>
-      <w:r>
-        <w:rPr>
-          <w:sz w:val="28"/>
-          <w:szCs w:val="28"/>
-        </w:rPr>
-        <w:t>, система сообщает, что самостоятельная отмена недоступна, и предлагает обратиться к администратору.</w:t>
+        <w:t xml:space="preserve"> если клиент пытается отменить запись, до начала которой осталось менее 2 часов, система сообщает, что самостоятельная отмена недоступна, и предлагает обратиться к администратору.</w:t>
       </w:r>
     </w:p>
     <w:p>
@@ -3208,6 +3194,7 @@
     <w:qFormat/>
     <w:pPr>
       <w:widowControl/>
+      <w:suppressAutoHyphens w:val="true"/>
       <w:bidi w:val="0"/>
       <w:spacing w:before="0" w:after="0"/>
       <w:jc w:val="start"/>
@@ -6252,9 +6239,16 @@
       <w:sz w:val="24"/>
     </w:rPr>
   </w:style>
+  <w:style w:type="character" w:styleId="FootnoteCharactersuser">
+    <w:name w:val="Footnote Characters (user)"/>
+    <w:link w:val="125"/>
+    <w:qFormat/>
+    <w:rPr>
+      <w:vertAlign w:val="superscript"/>
+    </w:rPr>
+  </w:style>
   <w:style w:type="character" w:styleId="FootnoteCharacters">
     <w:name w:val="Footnote Characters"/>
-    <w:link w:val="125"/>
     <w:qFormat/>
     <w:rPr>
       <w:vertAlign w:val="superscript"/>
@@ -6419,9 +6413,16 @@
       <w:sz w:val="24"/>
     </w:rPr>
   </w:style>
+  <w:style w:type="character" w:styleId="EndnoteCharactersuser">
+    <w:name w:val="Endnote Characters (user)"/>
+    <w:link w:val="126"/>
+    <w:qFormat/>
+    <w:rPr>
+      <w:vertAlign w:val="superscript"/>
+    </w:rPr>
+  </w:style>
   <w:style w:type="character" w:styleId="EndnoteCharacters">
     <w:name w:val="Endnote Characters"/>
-    <w:link w:val="126"/>
     <w:qFormat/>
     <w:rPr>
       <w:vertAlign w:val="superscript"/>
@@ -9928,6 +9929,7 @@
     <w:qFormat/>
     <w:pPr>
       <w:widowControl/>
+      <w:suppressAutoHyphens w:val="true"/>
       <w:bidi w:val="0"/>
       <w:spacing w:before="0" w:after="0"/>
       <w:jc w:val="start"/>
@@ -9962,6 +9964,7 @@
     <w:qFormat/>
     <w:pPr>
       <w:widowControl/>
+      <w:suppressAutoHyphens w:val="true"/>
       <w:bidi w:val="0"/>
       <w:spacing w:before="0" w:after="0"/>
       <w:jc w:val="start"/>
@@ -9981,6 +9984,7 @@
     <w:qFormat/>
     <w:pPr>
       <w:widowControl/>
+      <w:suppressAutoHyphens w:val="true"/>
       <w:bidi w:val="0"/>
       <w:spacing w:before="0" w:after="0"/>
       <w:jc w:val="start"/>
@@ -10000,6 +10004,7 @@
     <w:qFormat/>
     <w:pPr>
       <w:widowControl/>
+      <w:suppressAutoHyphens w:val="true"/>
       <w:bidi w:val="0"/>
       <w:spacing w:before="0" w:after="0"/>
       <w:jc w:val="start"/>
@@ -10041,6 +10046,7 @@
     <w:qFormat/>
     <w:pPr>
       <w:widowControl/>
+      <w:suppressAutoHyphens w:val="true"/>
       <w:bidi w:val="0"/>
       <w:spacing w:before="0" w:after="0"/>
       <w:jc w:val="start"/>
@@ -10072,6 +10078,7 @@
     <w:qFormat/>
     <w:pPr>
       <w:widowControl/>
+      <w:suppressAutoHyphens w:val="true"/>
       <w:bidi w:val="0"/>
       <w:spacing w:before="0" w:after="0"/>
       <w:jc w:val="start"/>
@@ -10106,6 +10113,7 @@
     <w:qFormat/>
     <w:pPr>
       <w:widowControl/>
+      <w:suppressAutoHyphens w:val="true"/>
       <w:bidi w:val="0"/>
       <w:spacing w:before="0" w:after="0"/>
       <w:jc w:val="start"/>
@@ -10128,6 +10136,7 @@
     <w:qFormat/>
     <w:pPr>
       <w:widowControl/>
+      <w:suppressAutoHyphens w:val="true"/>
       <w:bidi w:val="0"/>
       <w:spacing w:before="0" w:after="0"/>
       <w:jc w:val="start"/>
@@ -10148,6 +10157,7 @@
     <w:qFormat/>
     <w:pPr>
       <w:widowControl/>
+      <w:suppressAutoHyphens w:val="true"/>
       <w:bidi w:val="0"/>
       <w:spacing w:before="0" w:after="0"/>
       <w:jc w:val="start"/>
@@ -10167,6 +10177,7 @@
     <w:qFormat/>
     <w:pPr>
       <w:widowControl/>
+      <w:suppressAutoHyphens w:val="true"/>
       <w:bidi w:val="0"/>
       <w:spacing w:before="0" w:after="0"/>
       <w:jc w:val="start"/>
@@ -10196,6 +10207,7 @@
     <w:qFormat/>
     <w:pPr>
       <w:widowControl/>
+      <w:suppressAutoHyphens w:val="true"/>
       <w:bidi w:val="0"/>
       <w:spacing w:before="0" w:after="0"/>
       <w:jc w:val="start"/>
@@ -10215,6 +10227,7 @@
     <w:qFormat/>
     <w:pPr>
       <w:widowControl/>
+      <w:suppressAutoHyphens w:val="true"/>
       <w:bidi w:val="0"/>
       <w:spacing w:before="0" w:after="0"/>
       <w:jc w:val="start"/>
@@ -10234,6 +10247,7 @@
     <w:qFormat/>
     <w:pPr>
       <w:widowControl/>
+      <w:suppressAutoHyphens w:val="true"/>
       <w:bidi w:val="0"/>
       <w:spacing w:before="0" w:after="0"/>
       <w:jc w:val="start"/>
@@ -10265,6 +10279,7 @@
     <w:qFormat/>
     <w:pPr>
       <w:widowControl/>
+      <w:suppressAutoHyphens w:val="true"/>
       <w:bidi w:val="0"/>
       <w:spacing w:before="0" w:after="0"/>
       <w:jc w:val="start"/>
@@ -10285,6 +10300,7 @@
     <w:qFormat/>
     <w:pPr>
       <w:widowControl/>
+      <w:suppressAutoHyphens w:val="true"/>
       <w:bidi w:val="0"/>
       <w:spacing w:before="0" w:after="0"/>
       <w:jc w:val="start"/>
@@ -10304,6 +10320,7 @@
     <w:qFormat/>
     <w:pPr>
       <w:widowControl/>
+      <w:suppressAutoHyphens w:val="true"/>
       <w:bidi w:val="0"/>
       <w:spacing w:before="0" w:after="0"/>
       <w:jc w:val="start"/>
@@ -10357,6 +10374,7 @@
     <w:qFormat/>
     <w:pPr>
       <w:widowControl/>
+      <w:suppressAutoHyphens w:val="true"/>
       <w:bidi w:val="0"/>
       <w:spacing w:before="0" w:after="0"/>
       <w:jc w:val="start"/>
@@ -10376,6 +10394,7 @@
     <w:qFormat/>
     <w:pPr>
       <w:widowControl/>
+      <w:suppressAutoHyphens w:val="true"/>
       <w:bidi w:val="0"/>
       <w:spacing w:before="0" w:after="0"/>
       <w:jc w:val="start"/>
@@ -10397,6 +10416,7 @@
     <w:qFormat/>
     <w:pPr>
       <w:widowControl/>
+      <w:suppressAutoHyphens w:val="true"/>
       <w:bidi w:val="0"/>
       <w:spacing w:before="0" w:after="0"/>
       <w:jc w:val="start"/>
@@ -10427,6 +10447,7 @@
     <w:qFormat/>
     <w:pPr>
       <w:widowControl/>
+      <w:suppressAutoHyphens w:val="true"/>
       <w:bidi w:val="0"/>
       <w:spacing w:before="0" w:after="0"/>
       <w:jc w:val="start"/>
@@ -10503,6 +10524,7 @@
     <w:qFormat/>
     <w:pPr>
       <w:widowControl/>
+      <w:suppressAutoHyphens w:val="true"/>
       <w:bidi w:val="0"/>
       <w:spacing w:before="0" w:after="0"/>
       <w:jc w:val="start"/>
@@ -10523,6 +10545,7 @@
     <w:qFormat/>
     <w:pPr>
       <w:widowControl/>
+      <w:suppressAutoHyphens w:val="true"/>
       <w:bidi w:val="0"/>
       <w:spacing w:before="0" w:after="0"/>
       <w:jc w:val="start"/>
@@ -10543,6 +10566,7 @@
     <w:qFormat/>
     <w:pPr>
       <w:widowControl/>
+      <w:suppressAutoHyphens w:val="true"/>
       <w:bidi w:val="0"/>
       <w:spacing w:before="0" w:after="0"/>
       <w:jc w:val="start"/>
@@ -10563,6 +10587,7 @@
     <w:qFormat/>
     <w:pPr>
       <w:widowControl/>
+      <w:suppressAutoHyphens w:val="true"/>
       <w:bidi w:val="0"/>
       <w:spacing w:before="0" w:after="0"/>
       <w:jc w:val="start"/>
@@ -10593,6 +10618,7 @@
     <w:qFormat/>
     <w:pPr>
       <w:widowControl/>
+      <w:suppressAutoHyphens w:val="true"/>
       <w:bidi w:val="0"/>
       <w:spacing w:before="0" w:after="0"/>
       <w:jc w:val="start"/>
@@ -10624,6 +10650,7 @@
     <w:qFormat/>
     <w:pPr>
       <w:widowControl/>
+      <w:suppressAutoHyphens w:val="true"/>
       <w:bidi w:val="0"/>
       <w:spacing w:before="0" w:after="0"/>
       <w:jc w:val="start"/>
@@ -10643,6 +10670,7 @@
     <w:qFormat/>
     <w:pPr>
       <w:widowControl/>
+      <w:suppressAutoHyphens w:val="true"/>
       <w:bidi w:val="0"/>
       <w:spacing w:before="0" w:after="0"/>
       <w:jc w:val="start"/>
@@ -10697,6 +10725,7 @@
     <w:uiPriority w:val="39"/>
     <w:pPr>
       <w:widowControl/>
+      <w:suppressAutoHyphens w:val="true"/>
       <w:bidi w:val="0"/>
       <w:spacing w:before="0" w:after="0"/>
       <w:ind w:start="1000"/>
@@ -10717,6 +10746,7 @@
     <w:qFormat/>
     <w:pPr>
       <w:widowControl/>
+      <w:suppressAutoHyphens w:val="true"/>
       <w:bidi w:val="0"/>
       <w:spacing w:before="0" w:after="0"/>
       <w:jc w:val="start"/>
@@ -10737,6 +10767,7 @@
     <w:qFormat/>
     <w:pPr>
       <w:widowControl/>
+      <w:suppressAutoHyphens w:val="true"/>
       <w:bidi w:val="0"/>
       <w:spacing w:before="0" w:after="0"/>
       <w:jc w:val="start"/>
@@ -10862,6 +10893,7 @@
     <w:qFormat/>
     <w:pPr>
       <w:widowControl/>
+      <w:suppressAutoHyphens w:val="true"/>
       <w:bidi w:val="0"/>
       <w:spacing w:before="0" w:after="0"/>
       <w:jc w:val="start"/>
@@ -10901,6 +10933,7 @@
     <w:qFormat/>
     <w:pPr>
       <w:widowControl/>
+      <w:suppressAutoHyphens w:val="true"/>
       <w:bidi w:val="0"/>
       <w:spacing w:before="0" w:after="0"/>
       <w:jc w:val="start"/>
@@ -10965,6 +10998,7 @@
     <w:qFormat/>
     <w:pPr>
       <w:widowControl/>
+      <w:suppressAutoHyphens w:val="true"/>
       <w:bidi w:val="0"/>
       <w:spacing w:before="0" w:after="0"/>
       <w:jc w:val="start"/>
@@ -10984,6 +11018,7 @@
     <w:qFormat/>
     <w:pPr>
       <w:widowControl/>
+      <w:suppressAutoHyphens w:val="true"/>
       <w:bidi w:val="0"/>
       <w:spacing w:before="0" w:after="0"/>
       <w:jc w:val="start"/>
@@ -11015,6 +11050,7 @@
     <w:qFormat/>
     <w:pPr>
       <w:widowControl/>
+      <w:suppressAutoHyphens w:val="true"/>
       <w:bidi w:val="0"/>
       <w:spacing w:before="0" w:after="0"/>
       <w:jc w:val="start"/>
@@ -11050,6 +11086,7 @@
     <w:qFormat/>
     <w:pPr>
       <w:widowControl/>
+      <w:suppressAutoHyphens w:val="true"/>
       <w:bidi w:val="0"/>
       <w:spacing w:before="0" w:after="0"/>
       <w:jc w:val="start"/>
@@ -11070,6 +11107,7 @@
     <w:qFormat/>
     <w:pPr>
       <w:widowControl/>
+      <w:suppressAutoHyphens w:val="true"/>
       <w:bidi w:val="0"/>
       <w:spacing w:before="0" w:after="0"/>
       <w:jc w:val="start"/>
@@ -11122,6 +11160,7 @@
     <w:qFormat/>
     <w:pPr>
       <w:widowControl/>
+      <w:suppressAutoHyphens w:val="true"/>
       <w:bidi w:val="0"/>
       <w:spacing w:before="0" w:after="0"/>
       <w:jc w:val="start"/>
@@ -11143,6 +11182,7 @@
     <w:qFormat/>
     <w:pPr>
       <w:widowControl/>
+      <w:suppressAutoHyphens w:val="true"/>
       <w:bidi w:val="0"/>
       <w:spacing w:before="0" w:after="0"/>
       <w:jc w:val="start"/>
@@ -11162,6 +11202,7 @@
     <w:qFormat/>
     <w:pPr>
       <w:widowControl/>
+      <w:suppressAutoHyphens w:val="true"/>
       <w:bidi w:val="0"/>
       <w:spacing w:before="0" w:after="0"/>
       <w:jc w:val="start"/>
@@ -11183,6 +11224,7 @@
     <w:qFormat/>
     <w:pPr>
       <w:widowControl/>
+      <w:suppressAutoHyphens w:val="true"/>
       <w:bidi w:val="0"/>
       <w:spacing w:before="0" w:after="0"/>
       <w:jc w:val="start"/>
@@ -11204,6 +11246,7 @@
     <w:qFormat/>
     <w:pPr>
       <w:widowControl/>
+      <w:suppressAutoHyphens w:val="true"/>
       <w:bidi w:val="0"/>
       <w:spacing w:before="0" w:after="0"/>
       <w:jc w:val="start"/>
@@ -11224,6 +11267,7 @@
     <w:qFormat/>
     <w:pPr>
       <w:widowControl/>
+      <w:suppressAutoHyphens w:val="true"/>
       <w:bidi w:val="0"/>
       <w:spacing w:before="0" w:after="0"/>
       <w:jc w:val="start"/>
@@ -11251,6 +11295,7 @@
     <w:qFormat/>
     <w:pPr>
       <w:widowControl/>
+      <w:suppressAutoHyphens w:val="true"/>
       <w:bidi w:val="0"/>
       <w:spacing w:before="0" w:after="0"/>
       <w:jc w:val="start"/>
@@ -11272,6 +11317,7 @@
     <w:qFormat/>
     <w:pPr>
       <w:widowControl/>
+      <w:suppressAutoHyphens w:val="true"/>
       <w:bidi w:val="0"/>
       <w:spacing w:before="0" w:after="0"/>
       <w:jc w:val="start"/>
@@ -11300,6 +11346,7 @@
     <w:qFormat/>
     <w:pPr>
       <w:widowControl/>
+      <w:suppressAutoHyphens w:val="true"/>
       <w:bidi w:val="0"/>
       <w:spacing w:before="0" w:after="0"/>
       <w:jc w:val="start"/>
@@ -11349,6 +11396,7 @@
     <w:qFormat/>
     <w:pPr>
       <w:widowControl/>
+      <w:suppressAutoHyphens w:val="true"/>
       <w:bidi w:val="0"/>
       <w:spacing w:before="0" w:after="0"/>
       <w:jc w:val="start"/>
@@ -11368,6 +11416,7 @@
     <w:qFormat/>
     <w:pPr>
       <w:widowControl/>
+      <w:suppressAutoHyphens w:val="true"/>
       <w:bidi w:val="0"/>
       <w:spacing w:before="0" w:after="0"/>
       <w:ind w:firstLine="851"/>
@@ -11388,6 +11437,7 @@
     <w:qFormat/>
     <w:pPr>
       <w:widowControl/>
+      <w:suppressAutoHyphens w:val="true"/>
       <w:bidi w:val="0"/>
       <w:spacing w:before="0" w:after="0"/>
       <w:jc w:val="start"/>
@@ -11467,6 +11517,7 @@
     <w:qFormat/>
     <w:pPr>
       <w:widowControl/>
+      <w:suppressAutoHyphens w:val="true"/>
       <w:bidi w:val="0"/>
       <w:spacing w:before="0" w:after="0"/>
       <w:jc w:val="start"/>
@@ -11487,6 +11538,7 @@
     <w:qFormat/>
     <w:pPr>
       <w:widowControl/>
+      <w:suppressAutoHyphens w:val="true"/>
       <w:bidi w:val="0"/>
       <w:spacing w:before="0" w:after="0"/>
       <w:jc w:val="start"/>
@@ -11537,6 +11589,7 @@
     <w:qFormat/>
     <w:pPr>
       <w:widowControl/>
+      <w:suppressAutoHyphens w:val="true"/>
       <w:bidi w:val="0"/>
       <w:spacing w:before="0" w:after="0"/>
       <w:jc w:val="start"/>
@@ -11567,6 +11620,7 @@
     <w:qFormat/>
     <w:pPr>
       <w:widowControl/>
+      <w:suppressAutoHyphens w:val="true"/>
       <w:bidi w:val="0"/>
       <w:spacing w:before="0" w:after="0"/>
       <w:jc w:val="start"/>
@@ -11605,6 +11659,7 @@
     <w:qFormat/>
     <w:pPr>
       <w:widowControl/>
+      <w:suppressAutoHyphens w:val="true"/>
       <w:bidi w:val="0"/>
       <w:spacing w:before="0" w:after="0"/>
       <w:jc w:val="start"/>
@@ -11705,6 +11760,7 @@
     <w:qFormat/>
     <w:pPr>
       <w:widowControl/>
+      <w:suppressAutoHyphens w:val="true"/>
       <w:bidi w:val="0"/>
       <w:spacing w:before="0" w:after="0"/>
       <w:jc w:val="start"/>
@@ -11737,6 +11793,7 @@
     <w:qFormat/>
     <w:pPr>
       <w:widowControl/>
+      <w:suppressAutoHyphens w:val="true"/>
       <w:bidi w:val="0"/>
       <w:spacing w:before="0" w:after="0"/>
       <w:jc w:val="start"/>
@@ -11776,6 +11833,7 @@
     <w:qFormat/>
     <w:pPr>
       <w:widowControl/>
+      <w:suppressAutoHyphens w:val="true"/>
       <w:bidi w:val="0"/>
       <w:spacing w:before="0" w:after="0"/>
       <w:jc w:val="start"/>
@@ -11796,6 +11854,7 @@
     <w:qFormat/>
     <w:pPr>
       <w:widowControl/>
+      <w:suppressAutoHyphens w:val="true"/>
       <w:bidi w:val="0"/>
       <w:spacing w:before="0" w:after="0"/>
       <w:jc w:val="start"/>
@@ -11841,6 +11900,7 @@
     <w:qFormat/>
     <w:pPr>
       <w:widowControl/>
+      <w:suppressAutoHyphens w:val="true"/>
       <w:bidi w:val="0"/>
       <w:spacing w:before="0" w:after="0"/>
       <w:jc w:val="start"/>
@@ -11862,6 +11922,7 @@
     <w:qFormat/>
     <w:pPr>
       <w:widowControl/>
+      <w:suppressAutoHyphens w:val="true"/>
       <w:bidi w:val="0"/>
       <w:spacing w:before="0" w:after="0"/>
       <w:jc w:val="start"/>
@@ -11881,6 +11942,7 @@
     <w:qFormat/>
     <w:pPr>
       <w:widowControl/>
+      <w:suppressAutoHyphens w:val="true"/>
       <w:bidi w:val="0"/>
       <w:spacing w:before="0" w:after="0"/>
       <w:jc w:val="start"/>
@@ -11900,6 +11962,7 @@
     <w:qFormat/>
     <w:pPr>
       <w:widowControl/>
+      <w:suppressAutoHyphens w:val="true"/>
       <w:bidi w:val="0"/>
       <w:spacing w:before="0" w:after="0"/>
       <w:jc w:val="start"/>
@@ -11919,6 +11982,7 @@
     <w:qFormat/>
     <w:pPr>
       <w:widowControl/>
+      <w:suppressAutoHyphens w:val="true"/>
       <w:bidi w:val="0"/>
       <w:spacing w:before="0" w:after="0"/>
       <w:jc w:val="start"/>
@@ -11953,6 +12017,7 @@
     <w:qFormat/>
     <w:pPr>
       <w:widowControl/>
+      <w:suppressAutoHyphens w:val="true"/>
       <w:bidi w:val="0"/>
       <w:spacing w:before="0" w:after="0"/>
       <w:jc w:val="start"/>
@@ -12000,6 +12065,7 @@
     <w:qFormat/>
     <w:pPr>
       <w:widowControl/>
+      <w:suppressAutoHyphens w:val="true"/>
       <w:bidi w:val="0"/>
       <w:spacing w:before="0" w:after="0"/>
       <w:jc w:val="start"/>
@@ -12019,6 +12085,7 @@
     <w:qFormat/>
     <w:pPr>
       <w:widowControl/>
+      <w:suppressAutoHyphens w:val="true"/>
       <w:bidi w:val="0"/>
       <w:spacing w:before="0" w:after="0"/>
       <w:jc w:val="start"/>
@@ -12040,6 +12107,7 @@
     <w:qFormat/>
     <w:pPr>
       <w:widowControl/>
+      <w:suppressAutoHyphens w:val="true"/>
       <w:bidi w:val="0"/>
       <w:spacing w:before="0" w:after="0"/>
       <w:jc w:val="start"/>
@@ -12060,6 +12128,7 @@
     <w:qFormat/>
     <w:pPr>
       <w:widowControl/>
+      <w:suppressAutoHyphens w:val="true"/>
       <w:bidi w:val="0"/>
       <w:spacing w:before="0" w:after="0"/>
       <w:jc w:val="start"/>
@@ -12089,6 +12158,7 @@
     <w:qFormat/>
     <w:pPr>
       <w:widowControl/>
+      <w:suppressAutoHyphens w:val="true"/>
       <w:bidi w:val="0"/>
       <w:spacing w:before="0" w:after="0"/>
       <w:jc w:val="start"/>
@@ -12179,6 +12249,7 @@
     <w:qFormat/>
     <w:pPr>
       <w:widowControl/>
+      <w:suppressAutoHyphens w:val="true"/>
       <w:bidi w:val="0"/>
       <w:spacing w:before="0" w:after="0"/>
       <w:jc w:val="start"/>
@@ -12219,6 +12290,7 @@
     <w:qFormat/>
     <w:pPr>
       <w:widowControl/>
+      <w:suppressAutoHyphens w:val="true"/>
       <w:bidi w:val="0"/>
       <w:spacing w:before="0" w:after="0"/>
       <w:jc w:val="start"/>
@@ -12246,6 +12318,7 @@
     <w:qFormat/>
     <w:pPr>
       <w:widowControl/>
+      <w:suppressAutoHyphens w:val="true"/>
       <w:bidi w:val="0"/>
       <w:spacing w:before="0" w:after="0"/>
       <w:jc w:val="start"/>
@@ -12267,6 +12340,7 @@
     <w:qFormat/>
     <w:pPr>
       <w:widowControl/>
+      <w:suppressAutoHyphens w:val="true"/>
       <w:bidi w:val="0"/>
       <w:spacing w:before="0" w:after="0"/>
       <w:jc w:val="start"/>
@@ -12288,6 +12362,7 @@
     <w:qFormat/>
     <w:pPr>
       <w:widowControl/>
+      <w:suppressAutoHyphens w:val="true"/>
       <w:bidi w:val="0"/>
       <w:spacing w:before="0" w:after="0"/>
       <w:jc w:val="start"/>
@@ -12308,6 +12383,7 @@
     <w:qFormat/>
     <w:pPr>
       <w:widowControl/>
+      <w:suppressAutoHyphens w:val="true"/>
       <w:bidi w:val="0"/>
       <w:spacing w:before="0" w:after="0"/>
       <w:jc w:val="start"/>
@@ -12337,6 +12413,7 @@
     <w:qFormat/>
     <w:pPr>
       <w:widowControl/>
+      <w:suppressAutoHyphens w:val="true"/>
       <w:bidi w:val="0"/>
       <w:spacing w:before="0" w:after="0"/>
       <w:jc w:val="start"/>
@@ -12366,6 +12443,7 @@
     <w:qFormat/>
     <w:pPr>
       <w:widowControl/>
+      <w:suppressAutoHyphens w:val="true"/>
       <w:bidi w:val="0"/>
       <w:spacing w:before="0" w:after="0"/>
       <w:jc w:val="start"/>
@@ -12395,6 +12473,7 @@
     <w:qFormat/>
     <w:pPr>
       <w:widowControl/>
+      <w:suppressAutoHyphens w:val="true"/>
       <w:bidi w:val="0"/>
       <w:spacing w:before="0" w:after="0"/>
       <w:jc w:val="start"/>
@@ -12424,6 +12503,7 @@
     <w:qFormat/>
     <w:pPr>
       <w:widowControl/>
+      <w:suppressAutoHyphens w:val="true"/>
       <w:bidi w:val="0"/>
       <w:spacing w:before="0" w:after="0"/>
       <w:jc w:val="start"/>
@@ -12455,6 +12535,7 @@
     <w:qFormat/>
     <w:pPr>
       <w:widowControl/>
+      <w:suppressAutoHyphens w:val="true"/>
       <w:bidi w:val="0"/>
       <w:spacing w:before="0" w:after="0"/>
       <w:jc w:val="start"/>
@@ -12474,6 +12555,7 @@
     <w:qFormat/>
     <w:pPr>
       <w:widowControl/>
+      <w:suppressAutoHyphens w:val="true"/>
       <w:bidi w:val="0"/>
       <w:spacing w:before="0" w:after="0"/>
       <w:jc w:val="start"/>
@@ -12493,6 +12575,7 @@
     <w:qFormat/>
     <w:pPr>
       <w:widowControl/>
+      <w:suppressAutoHyphens w:val="true"/>
       <w:bidi w:val="0"/>
       <w:spacing w:before="0" w:after="0"/>
       <w:jc w:val="start"/>
@@ -12537,6 +12620,7 @@
     <w:qFormat/>
     <w:pPr>
       <w:widowControl/>
+      <w:suppressAutoHyphens w:val="true"/>
       <w:bidi w:val="0"/>
       <w:spacing w:before="0" w:after="0"/>
       <w:jc w:val="start"/>
@@ -12571,6 +12655,7 @@
     <w:qFormat/>
     <w:pPr>
       <w:widowControl/>
+      <w:suppressAutoHyphens w:val="true"/>
       <w:bidi w:val="0"/>
       <w:spacing w:before="0" w:after="0"/>
       <w:jc w:val="start"/>
@@ -12649,6 +12734,7 @@
     <w:qFormat/>
     <w:pPr>
       <w:widowControl/>
+      <w:suppressAutoHyphens w:val="true"/>
       <w:bidi w:val="0"/>
       <w:spacing w:before="0" w:after="0"/>
       <w:jc w:val="start"/>
@@ -12701,6 +12787,7 @@
     <w:qFormat/>
     <w:pPr>
       <w:widowControl/>
+      <w:suppressAutoHyphens w:val="true"/>
       <w:bidi w:val="0"/>
       <w:spacing w:before="0" w:after="0"/>
       <w:jc w:val="start"/>
@@ -12720,6 +12807,7 @@
     <w:qFormat/>
     <w:pPr>
       <w:widowControl/>
+      <w:suppressAutoHyphens w:val="true"/>
       <w:bidi w:val="0"/>
       <w:spacing w:before="0" w:after="0"/>
       <w:jc w:val="start"/>
@@ -12739,6 +12827,7 @@
     <w:qFormat/>
     <w:pPr>
       <w:widowControl/>
+      <w:suppressAutoHyphens w:val="true"/>
       <w:bidi w:val="0"/>
       <w:spacing w:before="0" w:after="0"/>
       <w:jc w:val="start"/>
@@ -12770,6 +12859,7 @@
     <w:qFormat/>
     <w:pPr>
       <w:widowControl/>
+      <w:suppressAutoHyphens w:val="true"/>
       <w:bidi w:val="0"/>
       <w:spacing w:before="0" w:after="0"/>
       <w:jc w:val="start"/>
@@ -12824,6 +12914,7 @@
     <w:qFormat/>
     <w:pPr>
       <w:widowControl/>
+      <w:suppressAutoHyphens w:val="true"/>
       <w:bidi w:val="0"/>
       <w:spacing w:before="0" w:after="0"/>
       <w:jc w:val="start"/>
@@ -12859,6 +12950,7 @@
     <w:qFormat/>
     <w:pPr>
       <w:widowControl/>
+      <w:suppressAutoHyphens w:val="true"/>
       <w:bidi w:val="0"/>
       <w:spacing w:before="0" w:after="0"/>
       <w:jc w:val="start"/>
@@ -12879,6 +12971,7 @@
     <w:qFormat/>
     <w:pPr>
       <w:widowControl/>
+      <w:suppressAutoHyphens w:val="true"/>
       <w:bidi w:val="0"/>
       <w:spacing w:before="0" w:after="0"/>
       <w:jc w:val="start"/>
@@ -12921,6 +13014,7 @@
     <w:qFormat/>
     <w:pPr>
       <w:widowControl/>
+      <w:suppressAutoHyphens w:val="true"/>
       <w:bidi w:val="0"/>
       <w:spacing w:before="0" w:after="0"/>
       <w:jc w:val="start"/>
@@ -12942,6 +13036,7 @@
     <w:qFormat/>
     <w:pPr>
       <w:widowControl/>
+      <w:suppressAutoHyphens w:val="true"/>
       <w:bidi w:val="0"/>
       <w:spacing w:before="0" w:after="0"/>
       <w:jc w:val="start"/>
@@ -13000,6 +13095,7 @@
     <w:qFormat/>
     <w:pPr>
       <w:widowControl/>
+      <w:suppressAutoHyphens w:val="true"/>
       <w:bidi w:val="0"/>
       <w:spacing w:before="0" w:after="0"/>
       <w:jc w:val="start"/>
@@ -13063,6 +13159,7 @@
     <w:qFormat/>
     <w:pPr>
       <w:widowControl/>
+      <w:suppressAutoHyphens w:val="true"/>
       <w:bidi w:val="0"/>
       <w:spacing w:before="0" w:after="0"/>
       <w:jc w:val="start"/>
@@ -13082,6 +13179,7 @@
     <w:qFormat/>
     <w:pPr>
       <w:widowControl/>
+      <w:suppressAutoHyphens w:val="true"/>
       <w:bidi w:val="0"/>
       <w:spacing w:before="0" w:after="0"/>
       <w:jc w:val="start"/>
@@ -13143,6 +13241,7 @@
     <w:qFormat/>
     <w:pPr>
       <w:widowControl/>
+      <w:suppressAutoHyphens w:val="true"/>
       <w:bidi w:val="0"/>
       <w:spacing w:before="0" w:after="0"/>
       <w:jc w:val="both"/>
@@ -13155,6 +13254,13 @@
       <w:szCs w:val="20"/>
       <w:lang w:val="ru-RU" w:eastAsia="ru-RU" w:bidi="ar-SA"/>
     </w:rPr>
+  </w:style>
+  <w:style w:type="paragraph" w:styleId="HeaderandFooter2">
+    <w:name w:val="Header and Footer2"/>
+    <w:basedOn w:val="Normal"/>
+    <w:qFormat/>
+    <w:pPr/>
+    <w:rPr/>
   </w:style>
   <w:style w:type="paragraph" w:styleId="Footer">
     <w:name w:val="footer"/>
@@ -13175,6 +13281,7 @@
     <w:qFormat/>
     <w:pPr>
       <w:widowControl/>
+      <w:suppressAutoHyphens w:val="true"/>
       <w:bidi w:val="0"/>
       <w:spacing w:before="0" w:after="0"/>
       <w:jc w:val="start"/>
@@ -13195,6 +13302,7 @@
     <w:qFormat/>
     <w:pPr>
       <w:widowControl/>
+      <w:suppressAutoHyphens w:val="true"/>
       <w:bidi w:val="0"/>
       <w:spacing w:before="0" w:after="0"/>
       <w:jc w:val="start"/>
@@ -13251,6 +13359,7 @@
     <w:qFormat/>
     <w:pPr>
       <w:widowControl/>
+      <w:suppressAutoHyphens w:val="true"/>
       <w:bidi w:val="0"/>
       <w:spacing w:before="0" w:after="0"/>
       <w:jc w:val="start"/>
@@ -13271,6 +13380,7 @@
     <w:qFormat/>
     <w:pPr>
       <w:widowControl/>
+      <w:suppressAutoHyphens w:val="true"/>
       <w:bidi w:val="0"/>
       <w:spacing w:before="0" w:after="0"/>
       <w:jc w:val="start"/>
@@ -13291,6 +13401,7 @@
     <w:qFormat/>
     <w:pPr>
       <w:widowControl/>
+      <w:suppressAutoHyphens w:val="true"/>
       <w:bidi w:val="0"/>
       <w:spacing w:before="0" w:after="0"/>
       <w:jc w:val="start"/>
@@ -13358,6 +13469,7 @@
     <w:qFormat/>
     <w:pPr>
       <w:widowControl/>
+      <w:suppressAutoHyphens w:val="true"/>
       <w:bidi w:val="0"/>
       <w:spacing w:before="0" w:after="0"/>
       <w:jc w:val="start"/>
@@ -13380,6 +13492,7 @@
     <w:qFormat/>
     <w:pPr>
       <w:widowControl/>
+      <w:suppressAutoHyphens w:val="true"/>
       <w:bidi w:val="0"/>
       <w:spacing w:before="0" w:after="0"/>
       <w:jc w:val="start"/>
@@ -13410,6 +13523,7 @@
     <w:qFormat/>
     <w:pPr>
       <w:widowControl/>
+      <w:suppressAutoHyphens w:val="true"/>
       <w:bidi w:val="0"/>
       <w:spacing w:before="0" w:after="0"/>
       <w:jc w:val="start"/>
@@ -13430,6 +13544,7 @@
     <w:qFormat/>
     <w:pPr>
       <w:widowControl/>
+      <w:suppressAutoHyphens w:val="true"/>
       <w:bidi w:val="0"/>
       <w:spacing w:before="0" w:after="0"/>
       <w:jc w:val="start"/>
@@ -13475,6 +13590,7 @@
     <w:qFormat/>
     <w:pPr>
       <w:widowControl/>
+      <w:suppressAutoHyphens w:val="true"/>
       <w:bidi w:val="0"/>
       <w:spacing w:before="0" w:after="0"/>
       <w:jc w:val="start"/>
@@ -13506,6 +13622,7 @@
     <w:qFormat/>
     <w:pPr>
       <w:widowControl/>
+      <w:suppressAutoHyphens w:val="true"/>
       <w:bidi w:val="0"/>
       <w:spacing w:before="0" w:after="0"/>
       <w:jc w:val="start"/>
@@ -13541,6 +13658,7 @@
     <w:qFormat/>
     <w:pPr>
       <w:widowControl/>
+      <w:suppressAutoHyphens w:val="true"/>
       <w:bidi w:val="0"/>
       <w:spacing w:before="0" w:after="0"/>
       <w:jc w:val="start"/>
@@ -13613,6 +13731,7 @@
     <w:qFormat/>
     <w:pPr>
       <w:widowControl/>
+      <w:suppressAutoHyphens w:val="true"/>
       <w:bidi w:val="0"/>
       <w:spacing w:before="0" w:after="0"/>
       <w:jc w:val="start"/>
@@ -13632,6 +13751,7 @@
     <w:qFormat/>
     <w:pPr>
       <w:widowControl/>
+      <w:suppressAutoHyphens w:val="true"/>
       <w:bidi w:val="0"/>
       <w:spacing w:before="0" w:after="0"/>
       <w:jc w:val="start"/>
@@ -13672,6 +13792,7 @@
     <w:qFormat/>
     <w:pPr>
       <w:widowControl/>
+      <w:suppressAutoHyphens w:val="true"/>
       <w:bidi w:val="0"/>
       <w:spacing w:before="0" w:after="0"/>
       <w:jc w:val="start"/>
@@ -13701,6 +13822,7 @@
     <w:qFormat/>
     <w:pPr>
       <w:widowControl/>
+      <w:suppressAutoHyphens w:val="true"/>
       <w:bidi w:val="0"/>
       <w:spacing w:before="0" w:after="0"/>
       <w:jc w:val="start"/>
@@ -13730,6 +13852,7 @@
     <w:qFormat/>
     <w:pPr>
       <w:widowControl/>
+      <w:suppressAutoHyphens w:val="true"/>
       <w:bidi w:val="0"/>
       <w:spacing w:before="0" w:after="0"/>
       <w:jc w:val="start"/>
@@ -13761,6 +13884,7 @@
     <w:qFormat/>
     <w:pPr>
       <w:widowControl/>
+      <w:suppressAutoHyphens w:val="true"/>
       <w:bidi w:val="0"/>
       <w:spacing w:before="0" w:after="0"/>
       <w:jc w:val="start"/>
@@ -13781,6 +13905,7 @@
     <w:qFormat/>
     <w:pPr>
       <w:widowControl/>
+      <w:suppressAutoHyphens w:val="true"/>
       <w:bidi w:val="0"/>
       <w:spacing w:before="0" w:after="0"/>
       <w:jc w:val="start"/>
@@ -13810,6 +13935,7 @@
     <w:qFormat/>
     <w:pPr>
       <w:widowControl/>
+      <w:suppressAutoHyphens w:val="true"/>
       <w:bidi w:val="0"/>
       <w:spacing w:before="0" w:after="0"/>
       <w:jc w:val="start"/>
@@ -13830,6 +13956,7 @@
     <w:qFormat/>
     <w:pPr>
       <w:widowControl/>
+      <w:suppressAutoHyphens w:val="true"/>
       <w:bidi w:val="0"/>
       <w:spacing w:before="0" w:after="0"/>
       <w:jc w:val="start"/>
@@ -13882,6 +14009,7 @@
     <w:qFormat/>
     <w:pPr>
       <w:widowControl/>
+      <w:suppressAutoHyphens w:val="true"/>
       <w:bidi w:val="0"/>
       <w:spacing w:before="0" w:after="0"/>
       <w:jc w:val="start"/>
@@ -13920,6 +14048,7 @@
     <w:qFormat/>
     <w:pPr>
       <w:widowControl/>
+      <w:suppressAutoHyphens w:val="true"/>
       <w:bidi w:val="0"/>
       <w:spacing w:before="0" w:after="0"/>
       <w:jc w:val="start"/>
@@ -13939,6 +14068,7 @@
     <w:qFormat/>
     <w:pPr>
       <w:widowControl/>
+      <w:suppressAutoHyphens w:val="true"/>
       <w:bidi w:val="0"/>
       <w:spacing w:before="0" w:after="0"/>
       <w:jc w:val="start"/>
@@ -13959,6 +14089,7 @@
     <w:qFormat/>
     <w:pPr>
       <w:widowControl/>
+      <w:suppressAutoHyphens w:val="true"/>
       <w:bidi w:val="0"/>
       <w:spacing w:before="0" w:after="0"/>
       <w:jc w:val="start"/>
@@ -14003,6 +14134,7 @@
     <w:qFormat/>
     <w:pPr>
       <w:widowControl/>
+      <w:suppressAutoHyphens w:val="true"/>
       <w:bidi w:val="0"/>
       <w:spacing w:before="0" w:after="0"/>
       <w:jc w:val="start"/>
@@ -14045,6 +14177,7 @@
     <w:qFormat/>
     <w:pPr>
       <w:widowControl/>
+      <w:suppressAutoHyphens w:val="true"/>
       <w:bidi w:val="0"/>
       <w:spacing w:before="0" w:after="0"/>
       <w:jc w:val="start"/>
@@ -14065,6 +14198,7 @@
     <w:qFormat/>
     <w:pPr>
       <w:widowControl/>
+      <w:suppressAutoHyphens w:val="true"/>
       <w:bidi w:val="0"/>
       <w:spacing w:before="0" w:after="0"/>
       <w:jc w:val="start"/>
@@ -14085,6 +14219,7 @@
     <w:qFormat/>
     <w:pPr>
       <w:widowControl/>
+      <w:suppressAutoHyphens w:val="true"/>
       <w:bidi w:val="0"/>
       <w:spacing w:before="0" w:after="0"/>
       <w:jc w:val="start"/>
@@ -14106,6 +14241,7 @@
     <w:qFormat/>
     <w:pPr>
       <w:widowControl/>
+      <w:suppressAutoHyphens w:val="true"/>
       <w:bidi w:val="0"/>
       <w:spacing w:before="0" w:after="0"/>
       <w:jc w:val="start"/>
@@ -14148,6 +14284,7 @@
     <w:qFormat/>
     <w:pPr>
       <w:widowControl/>
+      <w:suppressAutoHyphens w:val="true"/>
       <w:bidi w:val="0"/>
       <w:spacing w:before="0" w:after="0"/>
       <w:jc w:val="start"/>
@@ -14178,6 +14315,7 @@
     <w:qFormat/>
     <w:pPr>
       <w:widowControl/>
+      <w:suppressAutoHyphens w:val="true"/>
       <w:bidi w:val="0"/>
       <w:spacing w:before="0" w:after="0"/>
       <w:jc w:val="start"/>
@@ -14210,6 +14348,7 @@
     <w:qFormat/>
     <w:pPr>
       <w:widowControl/>
+      <w:suppressAutoHyphens w:val="true"/>
       <w:bidi w:val="0"/>
       <w:spacing w:before="0" w:after="0"/>
       <w:jc w:val="start"/>
@@ -14260,6 +14399,7 @@
     <w:qFormat/>
     <w:pPr>
       <w:widowControl/>
+      <w:suppressAutoHyphens w:val="true"/>
       <w:bidi w:val="0"/>
       <w:spacing w:before="0" w:after="0"/>
       <w:jc w:val="start"/>
@@ -14300,6 +14440,7 @@
     <w:qFormat/>
     <w:pPr>
       <w:widowControl/>
+      <w:suppressAutoHyphens w:val="true"/>
       <w:bidi w:val="0"/>
       <w:spacing w:before="0" w:after="0"/>
       <w:jc w:val="start"/>
@@ -14319,6 +14460,7 @@
     <w:qFormat/>
     <w:pPr>
       <w:widowControl/>
+      <w:suppressAutoHyphens w:val="true"/>
       <w:bidi w:val="0"/>
       <w:spacing w:before="0" w:after="0"/>
       <w:jc w:val="start"/>
@@ -14356,6 +14498,7 @@
     <w:qFormat/>
     <w:pPr>
       <w:widowControl/>
+      <w:suppressAutoHyphens w:val="true"/>
       <w:bidi w:val="0"/>
       <w:spacing w:before="0" w:after="0"/>
       <w:jc w:val="start"/>
@@ -14415,6 +14558,7 @@
     <w:qFormat/>
     <w:pPr>
       <w:widowControl/>
+      <w:suppressAutoHyphens w:val="true"/>
       <w:bidi w:val="0"/>
       <w:spacing w:before="0" w:after="0"/>
       <w:jc w:val="start"/>
@@ -14456,6 +14600,7 @@
     <w:qFormat/>
     <w:pPr>
       <w:widowControl/>
+      <w:suppressAutoHyphens w:val="true"/>
       <w:bidi w:val="0"/>
       <w:spacing w:before="0" w:after="0"/>
       <w:jc w:val="start"/>
@@ -14484,6 +14629,7 @@
     <w:qFormat/>
     <w:pPr>
       <w:widowControl/>
+      <w:suppressAutoHyphens w:val="true"/>
       <w:bidi w:val="0"/>
       <w:spacing w:before="0" w:after="0"/>
       <w:jc w:val="start"/>
@@ -14503,6 +14649,7 @@
     <w:qFormat/>
     <w:pPr>
       <w:widowControl/>
+      <w:suppressAutoHyphens w:val="true"/>
       <w:bidi w:val="0"/>
       <w:spacing w:before="0" w:after="0"/>
       <w:jc w:val="start"/>
@@ -14557,6 +14704,7 @@
     <w:qFormat/>
     <w:pPr>
       <w:widowControl/>
+      <w:suppressAutoHyphens w:val="true"/>
       <w:bidi w:val="0"/>
       <w:spacing w:before="0" w:after="0"/>
       <w:jc w:val="start"/>
@@ -14631,6 +14779,7 @@
     <w:qFormat/>
     <w:pPr>
       <w:widowControl/>
+      <w:suppressAutoHyphens w:val="true"/>
       <w:bidi w:val="0"/>
       <w:spacing w:before="0" w:after="0"/>
       <w:jc w:val="start"/>
@@ -14666,6 +14815,7 @@
     <w:qFormat/>
     <w:pPr>
       <w:widowControl/>
+      <w:suppressAutoHyphens w:val="true"/>
       <w:bidi w:val="0"/>
       <w:spacing w:before="0" w:after="0"/>
       <w:jc w:val="start"/>
@@ -14695,6 +14845,7 @@
     <w:qFormat/>
     <w:pPr>
       <w:widowControl/>
+      <w:suppressAutoHyphens w:val="true"/>
       <w:bidi w:val="0"/>
       <w:spacing w:before="0" w:after="0"/>
       <w:jc w:val="start"/>
@@ -14714,6 +14865,7 @@
     <w:qFormat/>
     <w:pPr>
       <w:widowControl/>
+      <w:suppressAutoHyphens w:val="true"/>
       <w:bidi w:val="0"/>
       <w:spacing w:before="0" w:after="0"/>
       <w:jc w:val="start"/>
@@ -14734,6 +14886,7 @@
     <w:qFormat/>
     <w:pPr>
       <w:widowControl/>
+      <w:suppressAutoHyphens w:val="true"/>
       <w:bidi w:val="0"/>
       <w:spacing w:before="0" w:after="0"/>
       <w:jc w:val="start"/>
@@ -14755,6 +14908,7 @@
     <w:qFormat/>
     <w:pPr>
       <w:widowControl/>
+      <w:suppressAutoHyphens w:val="true"/>
       <w:bidi w:val="0"/>
       <w:spacing w:before="0" w:after="0"/>
       <w:jc w:val="start"/>
@@ -14818,6 +14972,7 @@
     <w:qFormat/>
     <w:pPr>
       <w:widowControl/>
+      <w:suppressAutoHyphens w:val="true"/>
       <w:bidi w:val="0"/>
       <w:spacing w:before="0" w:after="0"/>
       <w:jc w:val="start"/>
@@ -14838,6 +14993,7 @@
     <w:qFormat/>
     <w:pPr>
       <w:widowControl/>
+      <w:suppressAutoHyphens w:val="true"/>
       <w:bidi w:val="0"/>
       <w:spacing w:before="0" w:after="0"/>
       <w:jc w:val="start"/>
@@ -14859,6 +15015,7 @@
     <w:qFormat/>
     <w:pPr>
       <w:widowControl/>
+      <w:suppressAutoHyphens w:val="true"/>
       <w:bidi w:val="0"/>
       <w:spacing w:before="0" w:after="0"/>
       <w:jc w:val="start"/>
@@ -14879,6 +15036,7 @@
     <w:qFormat/>
     <w:pPr>
       <w:widowControl/>
+      <w:suppressAutoHyphens w:val="true"/>
       <w:bidi w:val="0"/>
       <w:spacing w:before="0" w:after="0"/>
       <w:jc w:val="start"/>
@@ -14900,6 +15058,7 @@
     <w:qFormat/>
     <w:pPr>
       <w:widowControl/>
+      <w:suppressAutoHyphens w:val="true"/>
       <w:bidi w:val="0"/>
       <w:spacing w:before="0" w:after="0"/>
       <w:jc w:val="start"/>
@@ -14930,6 +15089,7 @@
     <w:qFormat/>
     <w:pPr>
       <w:widowControl/>
+      <w:suppressAutoHyphens w:val="true"/>
       <w:bidi w:val="0"/>
       <w:spacing w:before="0" w:after="0"/>
       <w:jc w:val="start"/>
@@ -14961,6 +15121,7 @@
     <w:qFormat/>
     <w:pPr>
       <w:widowControl/>
+      <w:suppressAutoHyphens w:val="true"/>
       <w:bidi w:val="0"/>
       <w:spacing w:before="0" w:after="0"/>
       <w:jc w:val="start"/>
@@ -14982,6 +15143,7 @@
     <w:qFormat/>
     <w:pPr>
       <w:widowControl/>
+      <w:suppressAutoHyphens w:val="true"/>
       <w:bidi w:val="0"/>
       <w:spacing w:before="0" w:after="0"/>
       <w:jc w:val="start"/>
@@ -15012,6 +15174,7 @@
     <w:qFormat/>
     <w:pPr>
       <w:widowControl/>
+      <w:suppressAutoHyphens w:val="true"/>
       <w:bidi w:val="0"/>
       <w:spacing w:before="0" w:after="0"/>
       <w:jc w:val="start"/>
@@ -15032,6 +15195,7 @@
     <w:qFormat/>
     <w:pPr>
       <w:widowControl/>
+      <w:suppressAutoHyphens w:val="true"/>
       <w:bidi w:val="0"/>
       <w:spacing w:before="0" w:after="0"/>
       <w:jc w:val="start"/>
@@ -15091,6 +15255,7 @@
     <w:qFormat/>
     <w:pPr>
       <w:widowControl/>
+      <w:suppressAutoHyphens w:val="true"/>
       <w:bidi w:val="0"/>
       <w:spacing w:before="0" w:after="0"/>
       <w:jc w:val="start"/>
@@ -15124,6 +15289,7 @@
     <w:qFormat/>
     <w:pPr>
       <w:widowControl/>
+      <w:suppressAutoHyphens w:val="true"/>
       <w:bidi w:val="0"/>
       <w:spacing w:before="0" w:after="0"/>
       <w:jc w:val="start"/>
@@ -15161,6 +15327,7 @@
     <w:qFormat/>
     <w:pPr>
       <w:widowControl/>
+      <w:suppressAutoHyphens w:val="true"/>
       <w:bidi w:val="0"/>
       <w:spacing w:before="0" w:after="0"/>
       <w:jc w:val="start"/>
@@ -15180,6 +15347,7 @@
     <w:qFormat/>
     <w:pPr>
       <w:widowControl/>
+      <w:suppressAutoHyphens w:val="true"/>
       <w:bidi w:val="0"/>
       <w:spacing w:before="0" w:after="0"/>
       <w:jc w:val="start"/>
@@ -15211,6 +15379,7 @@
     <w:qFormat/>
     <w:pPr>
       <w:widowControl/>
+      <w:suppressAutoHyphens w:val="true"/>
       <w:bidi w:val="0"/>
       <w:spacing w:before="0" w:after="0"/>
       <w:jc w:val="start"/>
@@ -15240,6 +15409,7 @@
     <w:qFormat/>
     <w:pPr>
       <w:widowControl/>
+      <w:suppressAutoHyphens w:val="true"/>
       <w:bidi w:val="0"/>
       <w:spacing w:before="0" w:after="0"/>
       <w:jc w:val="start"/>
@@ -15260,6 +15430,7 @@
     <w:qFormat/>
     <w:pPr>
       <w:widowControl/>
+      <w:suppressAutoHyphens w:val="true"/>
       <w:bidi w:val="0"/>
       <w:spacing w:before="0" w:after="0"/>
       <w:jc w:val="start"/>
@@ -15279,6 +15450,7 @@
     <w:qFormat/>
     <w:pPr>
       <w:widowControl/>
+      <w:suppressAutoHyphens w:val="true"/>
       <w:bidi w:val="0"/>
       <w:spacing w:before="0" w:after="0"/>
       <w:jc w:val="start"/>
@@ -15298,6 +15470,7 @@
     <w:qFormat/>
     <w:pPr>
       <w:widowControl/>
+      <w:suppressAutoHyphens w:val="true"/>
       <w:bidi w:val="0"/>
       <w:spacing w:before="0" w:after="0"/>
       <w:jc w:val="start"/>
@@ -15327,6 +15500,7 @@
     <w:qFormat/>
     <w:pPr>
       <w:widowControl/>
+      <w:suppressAutoHyphens w:val="true"/>
       <w:bidi w:val="0"/>
       <w:spacing w:before="0" w:after="0"/>
       <w:jc w:val="start"/>
@@ -15356,6 +15530,7 @@
     <w:qFormat/>
     <w:pPr>
       <w:widowControl/>
+      <w:suppressAutoHyphens w:val="true"/>
       <w:bidi w:val="0"/>
       <w:spacing w:before="0" w:after="0"/>
       <w:jc w:val="start"/>
@@ -15375,6 +15550,7 @@
     <w:qFormat/>
     <w:pPr>
       <w:widowControl/>
+      <w:suppressAutoHyphens w:val="true"/>
       <w:bidi w:val="0"/>
       <w:spacing w:before="0" w:after="0"/>
       <w:jc w:val="start"/>
@@ -15395,6 +15571,7 @@
     <w:qFormat/>
     <w:pPr>
       <w:widowControl/>
+      <w:suppressAutoHyphens w:val="true"/>
       <w:bidi w:val="0"/>
       <w:spacing w:before="0" w:after="0"/>
       <w:jc w:val="start"/>
@@ -15414,6 +15591,7 @@
     <w:qFormat/>
     <w:pPr>
       <w:widowControl/>
+      <w:suppressAutoHyphens w:val="true"/>
       <w:bidi w:val="0"/>
       <w:spacing w:before="0" w:after="0"/>
       <w:jc w:val="start"/>
@@ -15434,6 +15612,7 @@
     <w:qFormat/>
     <w:pPr>
       <w:widowControl/>
+      <w:suppressAutoHyphens w:val="true"/>
       <w:bidi w:val="0"/>
       <w:spacing w:before="0" w:after="0"/>
       <w:jc w:val="start"/>
@@ -15454,6 +15633,7 @@
     <w:qFormat/>
     <w:pPr>
       <w:widowControl/>
+      <w:suppressAutoHyphens w:val="true"/>
       <w:bidi w:val="0"/>
       <w:spacing w:before="0" w:after="0"/>
       <w:jc w:val="start"/>
@@ -15474,6 +15654,7 @@
     <w:qFormat/>
     <w:pPr>
       <w:widowControl/>
+      <w:suppressAutoHyphens w:val="true"/>
       <w:bidi w:val="0"/>
       <w:spacing w:before="0" w:after="0"/>
       <w:jc w:val="start"/>
@@ -15493,6 +15674,7 @@
     <w:qFormat/>
     <w:pPr>
       <w:widowControl/>
+      <w:suppressAutoHyphens w:val="true"/>
       <w:bidi w:val="0"/>
       <w:spacing w:before="0" w:after="0"/>
       <w:jc w:val="start"/>
@@ -15513,6 +15695,7 @@
     <w:qFormat/>
     <w:pPr>
       <w:widowControl/>
+      <w:suppressAutoHyphens w:val="true"/>
       <w:bidi w:val="0"/>
       <w:spacing w:before="0" w:after="0"/>
       <w:jc w:val="start"/>
@@ -15534,6 +15717,7 @@
     <w:qFormat/>
     <w:pPr>
       <w:widowControl/>
+      <w:suppressAutoHyphens w:val="true"/>
       <w:bidi w:val="0"/>
       <w:spacing w:before="0" w:after="0"/>
       <w:jc w:val="start"/>
@@ -15554,6 +15738,7 @@
     <w:qFormat/>
     <w:pPr>
       <w:widowControl/>
+      <w:suppressAutoHyphens w:val="true"/>
       <w:bidi w:val="0"/>
       <w:spacing w:before="0" w:after="0"/>
       <w:jc w:val="start"/>
@@ -15616,6 +15801,7 @@
     <w:qFormat/>
     <w:pPr>
       <w:widowControl/>
+      <w:suppressAutoHyphens w:val="true"/>
       <w:bidi w:val="0"/>
       <w:spacing w:before="0" w:after="0"/>
       <w:jc w:val="start"/>
@@ -15652,6 +15838,7 @@
     <w:qFormat/>
     <w:pPr>
       <w:widowControl/>
+      <w:suppressAutoHyphens w:val="true"/>
       <w:bidi w:val="0"/>
       <w:spacing w:before="0" w:after="0"/>
       <w:jc w:val="start"/>
@@ -15673,6 +15860,7 @@
     <w:qFormat/>
     <w:pPr>
       <w:widowControl/>
+      <w:suppressAutoHyphens w:val="true"/>
       <w:bidi w:val="0"/>
       <w:spacing w:before="0" w:after="0"/>
       <w:jc w:val="start"/>
@@ -15720,6 +15908,7 @@
     <w:qFormat/>
     <w:pPr>
       <w:widowControl/>
+      <w:suppressAutoHyphens w:val="true"/>
       <w:bidi w:val="0"/>
       <w:spacing w:before="0" w:after="0"/>
       <w:jc w:val="start"/>
@@ -15741,6 +15930,7 @@
     <w:qFormat/>
     <w:pPr>
       <w:widowControl/>
+      <w:suppressAutoHyphens w:val="true"/>
       <w:bidi w:val="0"/>
       <w:spacing w:before="0" w:after="0"/>
       <w:jc w:val="start"/>
@@ -15780,6 +15970,7 @@
     <w:qFormat/>
     <w:pPr>
       <w:widowControl/>
+      <w:suppressAutoHyphens w:val="true"/>
       <w:bidi w:val="0"/>
       <w:spacing w:before="0" w:after="0"/>
       <w:jc w:val="start"/>
@@ -15800,6 +15991,7 @@
     <w:uiPriority w:val="39"/>
     <w:pPr>
       <w:widowControl/>
+      <w:suppressAutoHyphens w:val="true"/>
       <w:bidi w:val="0"/>
       <w:spacing w:before="0" w:after="0"/>
       <w:ind w:start="1600"/>
@@ -15820,6 +16012,7 @@
     <w:qFormat/>
     <w:pPr>
       <w:widowControl/>
+      <w:suppressAutoHyphens w:val="true"/>
       <w:bidi w:val="0"/>
       <w:spacing w:before="0" w:after="0"/>
       <w:jc w:val="start"/>
@@ -15879,6 +16072,7 @@
     <w:qFormat/>
     <w:pPr>
       <w:widowControl/>
+      <w:suppressAutoHyphens w:val="true"/>
       <w:bidi w:val="0"/>
       <w:spacing w:before="0" w:after="0"/>
       <w:jc w:val="start"/>
@@ -15914,6 +16108,7 @@
     <w:qFormat/>
     <w:pPr>
       <w:widowControl/>
+      <w:suppressAutoHyphens w:val="true"/>
       <w:bidi w:val="0"/>
       <w:spacing w:before="0" w:after="0"/>
       <w:jc w:val="start"/>
@@ -16002,6 +16197,7 @@
     <w:qFormat/>
     <w:pPr>
       <w:widowControl/>
+      <w:suppressAutoHyphens w:val="true"/>
       <w:bidi w:val="0"/>
       <w:spacing w:before="0" w:after="0"/>
       <w:jc w:val="start"/>
@@ -16021,6 +16217,7 @@
     <w:qFormat/>
     <w:pPr>
       <w:widowControl/>
+      <w:suppressAutoHyphens w:val="true"/>
       <w:bidi w:val="0"/>
       <w:spacing w:before="0" w:after="0"/>
       <w:jc w:val="start"/>
@@ -16142,6 +16339,7 @@
     <w:qFormat/>
     <w:pPr>
       <w:widowControl/>
+      <w:suppressAutoHyphens w:val="true"/>
       <w:bidi w:val="0"/>
       <w:spacing w:before="0" w:after="0"/>
       <w:jc w:val="start"/>
@@ -16171,6 +16369,7 @@
     <w:qFormat/>
     <w:pPr>
       <w:widowControl/>
+      <w:suppressAutoHyphens w:val="true"/>
       <w:bidi w:val="0"/>
       <w:spacing w:before="0" w:after="0"/>
       <w:jc w:val="start"/>
@@ -16190,6 +16389,7 @@
     <w:qFormat/>
     <w:pPr>
       <w:widowControl/>
+      <w:suppressAutoHyphens w:val="true"/>
       <w:bidi w:val="0"/>
       <w:spacing w:before="0" w:after="0"/>
       <w:jc w:val="start"/>
@@ -16211,6 +16411,7 @@
     <w:qFormat/>
     <w:pPr>
       <w:widowControl/>
+      <w:suppressAutoHyphens w:val="true"/>
       <w:bidi w:val="0"/>
       <w:spacing w:before="0" w:after="0"/>
       <w:jc w:val="start"/>
@@ -16241,6 +16442,7 @@
     <w:qFormat/>
     <w:pPr>
       <w:widowControl/>
+      <w:suppressAutoHyphens w:val="true"/>
       <w:bidi w:val="0"/>
       <w:spacing w:before="0" w:after="0"/>
       <w:jc w:val="start"/>
@@ -16285,6 +16487,7 @@
     <w:qFormat/>
     <w:pPr>
       <w:widowControl/>
+      <w:suppressAutoHyphens w:val="true"/>
       <w:bidi w:val="0"/>
       <w:spacing w:before="0" w:after="0"/>
       <w:jc w:val="start"/>
@@ -16335,6 +16538,7 @@
     <w:qFormat/>
     <w:pPr>
       <w:widowControl/>
+      <w:suppressAutoHyphens w:val="true"/>
       <w:bidi w:val="0"/>
       <w:spacing w:before="0" w:after="0"/>
       <w:jc w:val="start"/>
@@ -16356,6 +16560,7 @@
     <w:qFormat/>
     <w:pPr>
       <w:widowControl/>
+      <w:suppressAutoHyphens w:val="true"/>
       <w:bidi w:val="0"/>
       <w:spacing w:before="0" w:after="0"/>
       <w:jc w:val="start"/>
@@ -16386,6 +16591,7 @@
     <w:qFormat/>
     <w:pPr>
       <w:widowControl/>
+      <w:suppressAutoHyphens w:val="true"/>
       <w:bidi w:val="0"/>
       <w:spacing w:before="0" w:after="0"/>
       <w:jc w:val="start"/>
@@ -16432,6 +16638,7 @@
     <w:qFormat/>
     <w:pPr>
       <w:widowControl/>
+      <w:suppressAutoHyphens w:val="true"/>
       <w:bidi w:val="0"/>
       <w:spacing w:before="0" w:after="0"/>
       <w:jc w:val="start"/>
@@ -16479,6 +16686,7 @@
     <w:qFormat/>
     <w:pPr>
       <w:widowControl/>
+      <w:suppressAutoHyphens w:val="true"/>
       <w:bidi w:val="0"/>
       <w:spacing w:before="0" w:after="0"/>
       <w:jc w:val="start"/>
@@ -16498,6 +16706,7 @@
     <w:qFormat/>
     <w:pPr>
       <w:widowControl/>
+      <w:suppressAutoHyphens w:val="true"/>
       <w:bidi w:val="0"/>
       <w:spacing w:before="0" w:after="0"/>
       <w:jc w:val="start"/>
@@ -16517,6 +16726,7 @@
     <w:qFormat/>
     <w:pPr>
       <w:widowControl/>
+      <w:suppressAutoHyphens w:val="true"/>
       <w:bidi w:val="0"/>
       <w:spacing w:before="0" w:after="0"/>
       <w:jc w:val="start"/>
@@ -16538,6 +16748,7 @@
     <w:qFormat/>
     <w:pPr>
       <w:widowControl/>
+      <w:suppressAutoHyphens w:val="true"/>
       <w:bidi w:val="0"/>
       <w:spacing w:before="0" w:after="0"/>
       <w:jc w:val="start"/>
@@ -16587,6 +16798,7 @@
     <w:qFormat/>
     <w:pPr>
       <w:widowControl/>
+      <w:suppressAutoHyphens w:val="true"/>
       <w:bidi w:val="0"/>
       <w:spacing w:before="0" w:after="0"/>
       <w:jc w:val="start"/>
@@ -16634,6 +16846,7 @@
     <w:qFormat/>
     <w:pPr>
       <w:widowControl/>
+      <w:suppressAutoHyphens w:val="true"/>
       <w:bidi w:val="0"/>
       <w:spacing w:before="0" w:after="0"/>
       <w:jc w:val="start"/>
@@ -16653,6 +16866,7 @@
     <w:qFormat/>
     <w:pPr>
       <w:widowControl/>
+      <w:suppressAutoHyphens w:val="true"/>
       <w:bidi w:val="0"/>
       <w:spacing w:before="0" w:after="0"/>
       <w:jc w:val="start"/>
@@ -16694,6 +16908,7 @@
     <w:qFormat/>
     <w:pPr>
       <w:widowControl w:val="false"/>
+      <w:suppressAutoHyphens w:val="true"/>
       <w:bidi w:val="0"/>
       <w:spacing w:before="0" w:after="0"/>
       <w:jc w:val="start"/>
@@ -16713,6 +16928,7 @@
     <w:qFormat/>
     <w:pPr>
       <w:widowControl/>
+      <w:suppressAutoHyphens w:val="true"/>
       <w:bidi w:val="0"/>
       <w:spacing w:before="0" w:after="0"/>
       <w:jc w:val="start"/>
@@ -16732,6 +16948,7 @@
     <w:qFormat/>
     <w:pPr>
       <w:widowControl/>
+      <w:suppressAutoHyphens w:val="true"/>
       <w:bidi w:val="0"/>
       <w:spacing w:before="0" w:after="0"/>
       <w:jc w:val="start"/>
@@ -16767,6 +16984,7 @@
     <w:qFormat/>
     <w:pPr>
       <w:widowControl/>
+      <w:suppressAutoHyphens w:val="true"/>
       <w:bidi w:val="0"/>
       <w:spacing w:before="0" w:after="0"/>
       <w:jc w:val="start"/>
@@ -16798,6 +17016,7 @@
     <w:qFormat/>
     <w:pPr>
       <w:widowControl/>
+      <w:suppressAutoHyphens w:val="true"/>
       <w:bidi w:val="0"/>
       <w:spacing w:before="0" w:after="0"/>
       <w:jc w:val="start"/>
@@ -16818,6 +17037,7 @@
     <w:qFormat/>
     <w:pPr>
       <w:widowControl/>
+      <w:suppressAutoHyphens w:val="true"/>
       <w:bidi w:val="0"/>
       <w:spacing w:before="0" w:after="0"/>
       <w:jc w:val="start"/>
@@ -16838,6 +17058,7 @@
     <w:qFormat/>
     <w:pPr>
       <w:widowControl/>
+      <w:suppressAutoHyphens w:val="true"/>
       <w:bidi w:val="0"/>
       <w:spacing w:before="0" w:after="0"/>
       <w:jc w:val="start"/>
@@ -16857,6 +17078,7 @@
     <w:qFormat/>
     <w:pPr>
       <w:widowControl/>
+      <w:suppressAutoHyphens w:val="true"/>
       <w:bidi w:val="0"/>
       <w:spacing w:before="0" w:after="0"/>
       <w:jc w:val="start"/>
@@ -16877,6 +17099,7 @@
     <w:qFormat/>
     <w:pPr>
       <w:widowControl/>
+      <w:suppressAutoHyphens w:val="true"/>
       <w:bidi w:val="0"/>
       <w:spacing w:before="0" w:after="0"/>
       <w:jc w:val="start"/>
@@ -16910,6 +17133,7 @@
     <w:qFormat/>
     <w:pPr>
       <w:widowControl/>
+      <w:suppressAutoHyphens w:val="true"/>
       <w:bidi w:val="0"/>
       <w:spacing w:before="0" w:after="0"/>
       <w:jc w:val="start"/>
@@ -16977,6 +17201,7 @@
     <w:qFormat/>
     <w:pPr>
       <w:widowControl/>
+      <w:suppressAutoHyphens w:val="true"/>
       <w:bidi w:val="0"/>
       <w:spacing w:before="0" w:after="0"/>
       <w:jc w:val="start"/>
@@ -16998,6 +17223,7 @@
     <w:qFormat/>
     <w:pPr>
       <w:widowControl/>
+      <w:suppressAutoHyphens w:val="true"/>
       <w:bidi w:val="0"/>
       <w:spacing w:before="0" w:after="0"/>
       <w:jc w:val="start"/>
@@ -17017,6 +17243,7 @@
     <w:qFormat/>
     <w:pPr>
       <w:widowControl/>
+      <w:suppressAutoHyphens w:val="true"/>
       <w:bidi w:val="0"/>
       <w:spacing w:before="0" w:after="0"/>
       <w:jc w:val="start"/>
@@ -17067,6 +17294,7 @@
     <w:qFormat/>
     <w:pPr>
       <w:widowControl/>
+      <w:suppressAutoHyphens w:val="true"/>
       <w:bidi w:val="0"/>
       <w:spacing w:before="0" w:after="0"/>
       <w:jc w:val="start"/>
@@ -17122,6 +17350,7 @@
     <w:qFormat/>
     <w:pPr>
       <w:widowControl/>
+      <w:suppressAutoHyphens w:val="true"/>
       <w:bidi w:val="0"/>
       <w:spacing w:before="0" w:after="0"/>
       <w:jc w:val="start"/>
@@ -17141,6 +17370,7 @@
     <w:qFormat/>
     <w:pPr>
       <w:widowControl/>
+      <w:suppressAutoHyphens w:val="true"/>
       <w:bidi w:val="0"/>
       <w:spacing w:before="0" w:after="0"/>
       <w:jc w:val="start"/>
@@ -17185,6 +17415,7 @@
     <w:qFormat/>
     <w:pPr>
       <w:widowControl/>
+      <w:suppressAutoHyphens w:val="true"/>
       <w:bidi w:val="0"/>
       <w:spacing w:before="0" w:after="0"/>
       <w:jc w:val="start"/>
@@ -17204,6 +17435,7 @@
     <w:qFormat/>
     <w:pPr>
       <w:widowControl/>
+      <w:suppressAutoHyphens w:val="true"/>
       <w:bidi w:val="0"/>
       <w:spacing w:before="0" w:after="0"/>
       <w:jc w:val="start"/>
@@ -17241,6 +17473,7 @@
     <w:qFormat/>
     <w:pPr>
       <w:widowControl/>
+      <w:suppressAutoHyphens w:val="true"/>
       <w:bidi w:val="0"/>
       <w:spacing w:before="0" w:after="0"/>
       <w:jc w:val="start"/>
@@ -17261,6 +17494,7 @@
     <w:qFormat/>
     <w:pPr>
       <w:widowControl/>
+      <w:suppressAutoHyphens w:val="true"/>
       <w:bidi w:val="0"/>
       <w:spacing w:before="0" w:after="0"/>
       <w:jc w:val="start"/>
@@ -17298,6 +17532,7 @@
     <w:qFormat/>
     <w:pPr>
       <w:widowControl/>
+      <w:suppressAutoHyphens w:val="true"/>
       <w:bidi w:val="0"/>
       <w:spacing w:before="0" w:after="0"/>
       <w:jc w:val="start"/>
@@ -17320,6 +17555,7 @@
     <w:qFormat/>
     <w:pPr>
       <w:widowControl/>
+      <w:suppressAutoHyphens w:val="true"/>
       <w:bidi w:val="0"/>
       <w:spacing w:before="0" w:after="0"/>
       <w:jc w:val="start"/>
@@ -17340,6 +17576,7 @@
     <w:qFormat/>
     <w:pPr>
       <w:widowControl/>
+      <w:suppressAutoHyphens w:val="true"/>
       <w:bidi w:val="0"/>
       <w:spacing w:before="0" w:after="0"/>
       <w:jc w:val="start"/>
@@ -17360,6 +17597,7 @@
     <w:qFormat/>
     <w:pPr>
       <w:widowControl/>
+      <w:suppressAutoHyphens w:val="true"/>
       <w:bidi w:val="0"/>
       <w:spacing w:before="0" w:after="0"/>
       <w:jc w:val="start"/>
@@ -17394,6 +17632,7 @@
     <w:qFormat/>
     <w:pPr>
       <w:widowControl/>
+      <w:suppressAutoHyphens w:val="true"/>
       <w:bidi w:val="0"/>
       <w:spacing w:before="0" w:after="0"/>
       <w:jc w:val="start"/>
@@ -17433,6 +17672,7 @@
     <w:qFormat/>
     <w:pPr>
       <w:widowControl/>
+      <w:suppressAutoHyphens w:val="true"/>
       <w:bidi w:val="0"/>
       <w:spacing w:before="0" w:after="0"/>
       <w:jc w:val="start"/>
@@ -17466,6 +17706,7 @@
     <w:qFormat/>
     <w:pPr>
       <w:widowControl/>
+      <w:suppressAutoHyphens w:val="true"/>
       <w:bidi w:val="0"/>
       <w:spacing w:before="0" w:after="0"/>
       <w:jc w:val="start"/>
@@ -17528,6 +17769,7 @@
     <w:qFormat/>
     <w:pPr>
       <w:widowControl/>
+      <w:suppressAutoHyphens w:val="true"/>
       <w:bidi w:val="0"/>
       <w:spacing w:before="0" w:after="0"/>
       <w:jc w:val="start"/>
@@ -17572,6 +17814,7 @@
     <w:qFormat/>
     <w:pPr>
       <w:widowControl/>
+      <w:suppressAutoHyphens w:val="true"/>
       <w:bidi w:val="0"/>
       <w:spacing w:before="0" w:after="0"/>
       <w:jc w:val="start"/>
@@ -17591,6 +17834,7 @@
     <w:qFormat/>
     <w:pPr>
       <w:widowControl/>
+      <w:suppressAutoHyphens w:val="true"/>
       <w:bidi w:val="0"/>
       <w:spacing w:before="0" w:after="0"/>
       <w:jc w:val="start"/>
@@ -17610,6 +17854,7 @@
     <w:qFormat/>
     <w:pPr>
       <w:widowControl/>
+      <w:suppressAutoHyphens w:val="true"/>
       <w:bidi w:val="0"/>
       <w:spacing w:before="0" w:after="0"/>
       <w:jc w:val="start"/>
@@ -17640,6 +17885,7 @@
     <w:qFormat/>
     <w:pPr>
       <w:widowControl/>
+      <w:suppressAutoHyphens w:val="true"/>
       <w:bidi w:val="0"/>
       <w:spacing w:before="0" w:after="0"/>
       <w:jc w:val="start"/>
@@ -17664,6 +17910,7 @@
     <w:qFormat/>
     <w:pPr>
       <w:widowControl/>
+      <w:suppressAutoHyphens w:val="true"/>
       <w:bidi w:val="0"/>
       <w:spacing w:before="0" w:after="0"/>
       <w:jc w:val="both"/>
@@ -17684,6 +17931,7 @@
     <w:qFormat/>
     <w:pPr>
       <w:widowControl/>
+      <w:suppressAutoHyphens w:val="true"/>
       <w:bidi w:val="0"/>
       <w:spacing w:before="0" w:after="0"/>
       <w:jc w:val="start"/>
@@ -17721,6 +17969,7 @@
     <w:qFormat/>
     <w:pPr>
       <w:widowControl/>
+      <w:suppressAutoHyphens w:val="true"/>
       <w:bidi w:val="0"/>
       <w:spacing w:before="0" w:after="0"/>
       <w:jc w:val="start"/>
@@ -17740,6 +17989,7 @@
     <w:qFormat/>
     <w:pPr>
       <w:widowControl/>
+      <w:suppressAutoHyphens w:val="true"/>
       <w:bidi w:val="0"/>
       <w:spacing w:before="0" w:after="0"/>
       <w:jc w:val="start"/>
@@ -17759,6 +18009,7 @@
     <w:qFormat/>
     <w:pPr>
       <w:widowControl/>
+      <w:suppressAutoHyphens w:val="true"/>
       <w:bidi w:val="0"/>
       <w:spacing w:before="0" w:after="0"/>
       <w:jc w:val="start"/>
@@ -17820,6 +18071,7 @@
     <w:qFormat/>
     <w:pPr>
       <w:widowControl/>
+      <w:suppressAutoHyphens w:val="true"/>
       <w:bidi w:val="0"/>
       <w:spacing w:before="0" w:after="0"/>
       <w:jc w:val="start"/>
@@ -17871,6 +18123,7 @@
     <w:qFormat/>
     <w:pPr>
       <w:widowControl/>
+      <w:suppressAutoHyphens w:val="true"/>
       <w:bidi w:val="0"/>
       <w:spacing w:before="0" w:after="0"/>
       <w:jc w:val="start"/>
@@ -17934,6 +18187,7 @@
     <w:qFormat/>
     <w:pPr>
       <w:widowControl/>
+      <w:suppressAutoHyphens w:val="true"/>
       <w:bidi w:val="0"/>
       <w:spacing w:before="0" w:after="0"/>
       <w:jc w:val="start"/>
@@ -17968,6 +18222,7 @@
     <w:qFormat/>
     <w:pPr>
       <w:widowControl/>
+      <w:suppressAutoHyphens w:val="true"/>
       <w:bidi w:val="0"/>
       <w:spacing w:before="567" w:after="567"/>
       <w:jc w:val="center"/>
@@ -17999,6 +18254,7 @@
     <w:qFormat/>
     <w:pPr>
       <w:widowControl/>
+      <w:suppressAutoHyphens w:val="true"/>
       <w:bidi w:val="0"/>
       <w:spacing w:before="0" w:after="0"/>
       <w:jc w:val="start"/>
@@ -18019,6 +18275,7 @@
     <w:qFormat/>
     <w:pPr>
       <w:widowControl/>
+      <w:suppressAutoHyphens w:val="true"/>
       <w:bidi w:val="0"/>
       <w:spacing w:before="0" w:after="0"/>
       <w:jc w:val="start"/>
@@ -18065,6 +18322,7 @@
     <w:qFormat/>
     <w:pPr>
       <w:widowControl/>
+      <w:suppressAutoHyphens w:val="true"/>
       <w:bidi w:val="0"/>
       <w:spacing w:before="0" w:after="0"/>
       <w:jc w:val="start"/>
@@ -18097,6 +18355,7 @@
     <w:qFormat/>
     <w:pPr>
       <w:widowControl/>
+      <w:suppressAutoHyphens w:val="true"/>
       <w:bidi w:val="0"/>
       <w:spacing w:before="0" w:after="0"/>
       <w:jc w:val="start"/>
@@ -18174,6 +18433,7 @@
     <w:qFormat/>
     <w:pPr>
       <w:widowControl/>
+      <w:suppressAutoHyphens w:val="true"/>
       <w:bidi w:val="0"/>
       <w:spacing w:before="0" w:after="0"/>
       <w:jc w:val="start"/>
@@ -18215,6 +18475,7 @@
     <w:qFormat/>
     <w:pPr>
       <w:widowControl/>
+      <w:suppressAutoHyphens w:val="true"/>
       <w:bidi w:val="0"/>
       <w:spacing w:before="0" w:after="0"/>
       <w:jc w:val="start"/>
@@ -18263,6 +18524,7 @@
     <w:qFormat/>
     <w:pPr>
       <w:widowControl/>
+      <w:suppressAutoHyphens w:val="true"/>
       <w:bidi w:val="0"/>
       <w:spacing w:before="0" w:after="0"/>
       <w:jc w:val="start"/>
@@ -18282,6 +18544,7 @@
     <w:qFormat/>
     <w:pPr>
       <w:widowControl/>
+      <w:suppressAutoHyphens w:val="true"/>
       <w:bidi w:val="0"/>
       <w:spacing w:before="0" w:after="0"/>
       <w:jc w:val="start"/>
@@ -18303,6 +18566,7 @@
     <w:qFormat/>
     <w:pPr>
       <w:widowControl/>
+      <w:suppressAutoHyphens w:val="true"/>
       <w:bidi w:val="0"/>
       <w:spacing w:before="0" w:after="0"/>
       <w:jc w:val="start"/>
@@ -18324,6 +18588,7 @@
     <w:qFormat/>
     <w:pPr>
       <w:widowControl/>
+      <w:suppressAutoHyphens w:val="true"/>
       <w:bidi w:val="0"/>
       <w:spacing w:before="0" w:after="0"/>
       <w:jc w:val="start"/>
@@ -18343,6 +18608,7 @@
     <w:qFormat/>
     <w:pPr>
       <w:widowControl/>
+      <w:suppressAutoHyphens w:val="true"/>
       <w:bidi w:val="0"/>
       <w:spacing w:before="0" w:after="0"/>
       <w:jc w:val="start"/>
@@ -18364,6 +18630,7 @@
     <w:qFormat/>
     <w:pPr>
       <w:widowControl/>
+      <w:suppressAutoHyphens w:val="true"/>
       <w:bidi w:val="0"/>
       <w:spacing w:before="0" w:after="0"/>
       <w:jc w:val="start"/>
@@ -18385,6 +18652,7 @@
     <w:qFormat/>
     <w:pPr>
       <w:widowControl/>
+      <w:suppressAutoHyphens w:val="true"/>
       <w:bidi w:val="0"/>
       <w:spacing w:before="0" w:after="0"/>
       <w:jc w:val="start"/>
@@ -18456,6 +18724,7 @@
     <w:qFormat/>
     <w:pPr>
       <w:widowControl/>
+      <w:suppressAutoHyphens w:val="true"/>
       <w:bidi w:val="0"/>
       <w:spacing w:before="0" w:after="0"/>
       <w:jc w:val="start"/>
@@ -18486,6 +18755,7 @@
     <w:qFormat/>
     <w:pPr>
       <w:widowControl/>
+      <w:suppressAutoHyphens w:val="true"/>
       <w:bidi w:val="0"/>
       <w:spacing w:before="0" w:after="0"/>
       <w:jc w:val="start"/>
@@ -18527,6 +18797,7 @@
     <w:qFormat/>
     <w:pPr>
       <w:widowControl/>
+      <w:suppressAutoHyphens w:val="true"/>
       <w:bidi w:val="0"/>
       <w:spacing w:before="0" w:after="0"/>
       <w:jc w:val="start"/>
@@ -18626,7 +18897,6 @@
     <w:pPr>
       <w:spacing w:after="200" w:line="276" w:lineRule="auto"/>
     </w:pPr>
-    <w:rPr/>
     <w:tblPr>
       <w:tblBorders>
         <w:top w:val="single" w:color="000000" w:sz="12" w:space="0"/>
@@ -18690,7 +18960,6 @@
     <w:pPr>
       <w:spacing w:after="200" w:line="276" w:lineRule="auto"/>
     </w:pPr>
-    <w:rPr/>
     <w:tblPr>
       <w:tblBorders>
         <w:top w:val="single" w:color="000000" w:sz="4" w:space="0"/>
@@ -18708,7 +18977,6 @@
     <w:pPr>
       <w:spacing w:after="200" w:line="276" w:lineRule="auto"/>
     </w:pPr>
-    <w:rPr/>
     <w:tblPr>
       <w:tblBorders>
         <w:top w:val="single" w:color="000000" w:sz="12" w:space="0"/>
@@ -18786,7 +19054,6 @@
     <w:pPr>
       <w:spacing w:after="200" w:line="276" w:lineRule="auto"/>
     </w:pPr>
-    <w:rPr/>
     <w:tblPr>
       <w:tblBorders>
         <w:top w:val="single" w:color="000000" w:sz="4" w:space="0"/>

--- a/docs/03-nfr-and-scenarios.docx
+++ b/docs/03-nfr-and-scenarios.docx
@@ -783,7 +783,7 @@
           <w:sz w:val="28"/>
           <w:szCs w:val="28"/>
         </w:rPr>
-        <w:t>Персональные данные клиентов, включая имя и номер телефона, должны храниться в защищённом виде и быть недоступны неавторизованным пользователям.</w:t>
+        <w:t>Пароли пользователей должны храниться только в виде хеша; имя и номер телефона клиента доступны только самому клиенту, администратору и мастеру, к которому клиент записан.</w:t>
       </w:r>
     </w:p>
     <w:p>
@@ -6239,16 +6239,16 @@
       <w:sz w:val="24"/>
     </w:rPr>
   </w:style>
+  <w:style w:type="character" w:styleId="FootnoteCharacters">
+    <w:name w:val="Footnote Characters"/>
+    <w:link w:val="125"/>
+    <w:qFormat/>
+    <w:rPr>
+      <w:vertAlign w:val="superscript"/>
+    </w:rPr>
+  </w:style>
   <w:style w:type="character" w:styleId="FootnoteCharactersuser">
     <w:name w:val="Footnote Characters (user)"/>
-    <w:link w:val="125"/>
-    <w:qFormat/>
-    <w:rPr>
-      <w:vertAlign w:val="superscript"/>
-    </w:rPr>
-  </w:style>
-  <w:style w:type="character" w:styleId="FootnoteCharacters">
-    <w:name w:val="Footnote Characters"/>
     <w:qFormat/>
     <w:rPr>
       <w:vertAlign w:val="superscript"/>
@@ -6413,16 +6413,16 @@
       <w:sz w:val="24"/>
     </w:rPr>
   </w:style>
+  <w:style w:type="character" w:styleId="EndnoteCharacters">
+    <w:name w:val="Endnote Characters"/>
+    <w:link w:val="126"/>
+    <w:qFormat/>
+    <w:rPr>
+      <w:vertAlign w:val="superscript"/>
+    </w:rPr>
+  </w:style>
   <w:style w:type="character" w:styleId="EndnoteCharactersuser">
     <w:name w:val="Endnote Characters (user)"/>
-    <w:link w:val="126"/>
-    <w:qFormat/>
-    <w:rPr>
-      <w:vertAlign w:val="superscript"/>
-    </w:rPr>
-  </w:style>
-  <w:style w:type="character" w:styleId="EndnoteCharacters">
-    <w:name w:val="Endnote Characters"/>
     <w:qFormat/>
     <w:rPr>
       <w:vertAlign w:val="superscript"/>
@@ -13257,6 +13257,13 @@
   </w:style>
   <w:style w:type="paragraph" w:styleId="HeaderandFooter2">
     <w:name w:val="Header and Footer2"/>
+    <w:basedOn w:val="Normal"/>
+    <w:qFormat/>
+    <w:pPr/>
+    <w:rPr/>
+  </w:style>
+  <w:style w:type="paragraph" w:styleId="HeaderandFooter3">
+    <w:name w:val="Header and Footer3"/>
     <w:basedOn w:val="Normal"/>
     <w:qFormat/>
     <w:pPr/>

--- a/docs/03-nfr-and-scenarios.docx
+++ b/docs/03-nfr-and-scenarios.docx
@@ -956,7 +956,15 @@
     </w:p>
     <w:p>
       <w:pPr>
-        <w:pStyle w:val="Normal"/>
+        <w:pStyle w:val="BodyText"/>
+        <w:numPr>
+          <w:ilvl w:val="0"/>
+          <w:numId w:val="3"/>
+        </w:numPr>
+        <w:spacing w:lineRule="auto" w:line="360" w:before="60" w:after="60"/>
+        <w:ind w:firstLine="708" w:start="0"/>
+        <w:contextualSpacing/>
+        <w:jc w:val="both"/>
         <w:rPr>
           <w:sz w:val="28"/>
           <w:szCs w:val="28"/>
@@ -967,6 +975,55 @@
           <w:sz w:val="28"/>
           <w:szCs w:val="28"/>
         </w:rPr>
+        <w:t xml:space="preserve">После пяти неверных попыток входа подряд учётная запись пользователя должна блокироваться на 15 минут. </w:t>
+      </w:r>
+    </w:p>
+    <w:p>
+      <w:pPr>
+        <w:pStyle w:val="BodyText"/>
+        <w:numPr>
+          <w:ilvl w:val="0"/>
+          <w:numId w:val="3"/>
+        </w:numPr>
+        <w:spacing w:lineRule="auto" w:line="360" w:before="60" w:after="60"/>
+        <w:ind w:firstLine="708" w:start="0"/>
+        <w:contextualSpacing/>
+        <w:jc w:val="both"/>
+        <w:rPr>
+          <w:sz w:val="28"/>
+          <w:szCs w:val="28"/>
+        </w:rPr>
+      </w:pPr>
+      <w:r>
+        <w:rPr>
+          <w:sz w:val="28"/>
+          <w:szCs w:val="28"/>
+        </w:rPr>
+        <w:t xml:space="preserve">Номер телефона клиента должен подтверждаться при регистрации кодом из SMS; на один номер телефона может быть оформлено не более двух предстоящих записей. </w:t>
+      </w:r>
+    </w:p>
+    <w:p>
+      <w:pPr>
+        <w:pStyle w:val="BodyText"/>
+        <w:numPr>
+          <w:ilvl w:val="0"/>
+          <w:numId w:val="3"/>
+        </w:numPr>
+        <w:spacing w:lineRule="auto" w:line="360" w:before="60" w:after="60"/>
+        <w:ind w:firstLine="708" w:start="0"/>
+        <w:contextualSpacing/>
+        <w:jc w:val="both"/>
+        <w:rPr>
+          <w:sz w:val="28"/>
+          <w:szCs w:val="28"/>
+        </w:rPr>
+      </w:pPr>
+      <w:r>
+        <w:rPr>
+          <w:sz w:val="28"/>
+          <w:szCs w:val="28"/>
+        </w:rPr>
+        <w:t>Система должна ежедневно создавать резервную копию базы данных и хранить копии не менее 30 дней.</w:t>
       </w:r>
       <w:r>
         <w:br w:type="page"/>
@@ -6239,16 +6296,16 @@
       <w:sz w:val="24"/>
     </w:rPr>
   </w:style>
+  <w:style w:type="character" w:styleId="FootnoteCharactersuser">
+    <w:name w:val="Footnote Characters (user)"/>
+    <w:link w:val="125"/>
+    <w:qFormat/>
+    <w:rPr>
+      <w:vertAlign w:val="superscript"/>
+    </w:rPr>
+  </w:style>
   <w:style w:type="character" w:styleId="FootnoteCharacters">
     <w:name w:val="Footnote Characters"/>
-    <w:link w:val="125"/>
-    <w:qFormat/>
-    <w:rPr>
-      <w:vertAlign w:val="superscript"/>
-    </w:rPr>
-  </w:style>
-  <w:style w:type="character" w:styleId="FootnoteCharactersuser">
-    <w:name w:val="Footnote Characters (user)"/>
     <w:qFormat/>
     <w:rPr>
       <w:vertAlign w:val="superscript"/>
@@ -6413,16 +6470,16 @@
       <w:sz w:val="24"/>
     </w:rPr>
   </w:style>
+  <w:style w:type="character" w:styleId="EndnoteCharactersuser">
+    <w:name w:val="Endnote Characters (user)"/>
+    <w:link w:val="126"/>
+    <w:qFormat/>
+    <w:rPr>
+      <w:vertAlign w:val="superscript"/>
+    </w:rPr>
+  </w:style>
   <w:style w:type="character" w:styleId="EndnoteCharacters">
     <w:name w:val="Endnote Characters"/>
-    <w:link w:val="126"/>
-    <w:qFormat/>
-    <w:rPr>
-      <w:vertAlign w:val="superscript"/>
-    </w:rPr>
-  </w:style>
-  <w:style w:type="character" w:styleId="EndnoteCharactersuser">
-    <w:name w:val="Endnote Characters (user)"/>
     <w:qFormat/>
     <w:rPr>
       <w:vertAlign w:val="superscript"/>
@@ -9816,6 +9873,13 @@
     <w:rPr>
       <w:color w:val="605E5C"/>
       <w:shd w:fill="E1DFDD" w:val="clear"/>
+    </w:rPr>
+  </w:style>
+  <w:style w:type="character" w:styleId="Bullets">
+    <w:name w:val="Bullets"/>
+    <w:qFormat/>
+    <w:rPr>
+      <w:rFonts w:ascii="OpenSymbol" w:hAnsi="OpenSymbol" w:eastAsia="OpenSymbol" w:cs="OpenSymbol"/>
     </w:rPr>
   </w:style>
   <w:style w:type="paragraph" w:styleId="Heading">
@@ -13264,6 +13328,13 @@
   </w:style>
   <w:style w:type="paragraph" w:styleId="HeaderandFooter3">
     <w:name w:val="Header and Footer3"/>
+    <w:basedOn w:val="Normal"/>
+    <w:qFormat/>
+    <w:pPr/>
+    <w:rPr/>
+  </w:style>
+  <w:style w:type="paragraph" w:styleId="HeaderandFooter4">
+    <w:name w:val="Header and Footer4"/>
     <w:basedOn w:val="Normal"/>
     <w:qFormat/>
     <w:pPr/>
